--- a/seo-content/drenazh-uchastka/02-subservices/vysokie-gruntovye-vody.docx
+++ b/seo-content/drenazh-uchastka/02-subservices/vysokie-gruntovye-vody.docx
@@ -7,7 +7,7 @@
         <w:pStyle w:val="Heading1"/>
       </w:pPr>
       <w:r>
-        <w:t>?????? ??? ??????? ????????? ?????</w:t>
+        <w:t>Дренаж при высоких грунтовых водах</w:t>
       </w:r>
     </w:p>
     <w:p>
@@ -37,7 +37,7 @@
         <w:rPr>
           <w:b/>
         </w:rPr>
-        <w:t xml:space="preserve">??????: </w:t>
+        <w:t xml:space="preserve">Шаблон: </w:t>
       </w:r>
       <w:r>
         <w:t>newservicepost.php</w:t>
@@ -51,7 +51,7 @@
         <w:t xml:space="preserve">Intent: </w:t>
       </w:r>
       <w:r>
-        <w:t>????????????: ?????? ??? ???? + ???????????? ????????</w:t>
+        <w:t>Коммерческий: услуга под ключ</w:t>
       </w:r>
     </w:p>
     <w:p>
@@ -59,10 +59,10 @@
         <w:rPr>
           <w:b/>
         </w:rPr>
-        <w:t xml:space="preserve">???????? ???????: </w:t>
+        <w:t xml:space="preserve">Основной кластер: </w:t>
       </w:r>
       <w:r>
-        <w:t>?????? ??????? ? ??????? ??????? ????????? ???</w:t>
+        <w:t>дренаж при высоких грунтовых водах</w:t>
       </w:r>
     </w:p>
     <w:p>
@@ -70,7 +70,7 @@
         <w:pStyle w:val="Heading2"/>
       </w:pPr>
       <w:r>
-        <w:t>SEO-????</w:t>
+        <w:t>SEO-мета</w:t>
       </w:r>
     </w:p>
     <w:p>
@@ -81,7 +81,7 @@
         <w:t xml:space="preserve">Title: </w:t>
       </w:r>
       <w:r>
-        <w:t>?????? ??????? ??? ??????? ??? ? ??????????? ??????? ? ????????? ? ??????????? ???????</w:t>
+        <w:t>Дренаж при высоких грунтовых водах в Ярославле и Ярославской области</w:t>
       </w:r>
     </w:p>
     <w:p>
@@ -92,7 +92,7 @@
         <w:t xml:space="preserve">H1: </w:t>
       </w:r>
       <w:r>
-        <w:t>?????? ??????? ??? ??????? ??? ? ??????????? ???????</w:t>
+        <w:t>Дренаж при высоких грунтовых водах под ключ</w:t>
       </w:r>
     </w:p>
     <w:p>
@@ -103,7 +103,7 @@
         <w:t xml:space="preserve">Description: </w:t>
       </w:r>
       <w:r>
-        <w:t>?????? ??????? ??? ??????? ??? ? ??????????? ???????. ????? ?? ???????, ?????? ?????, ?????? ??? ???? ? ????????. ???????? ?? ????????? ? ???????.</w:t>
+        <w:t>Дренаж при высоких грунтовых водах. Выезд на участок, расчет сметы, монтаж под ключ и гарантия.</w:t>
       </w:r>
     </w:p>
     <w:p>
@@ -111,7 +111,7 @@
         <w:pStyle w:val="Heading2"/>
       </w:pPr>
       <w:r>
-        <w:t>????????? ??????? (3-6)</w:t>
+        <w:t>Вторичные запросы (3-6)</w:t>
       </w:r>
     </w:p>
     <w:p>
@@ -119,7 +119,7 @@
         <w:pStyle w:val="ListBullet"/>
       </w:pPr>
       <w:r>
-        <w:t>?????? ??????? ????</w:t>
+        <w:t>дренаж участка цена</w:t>
       </w:r>
     </w:p>
     <w:p>
@@ -127,7 +127,7 @@
         <w:pStyle w:val="ListBullet"/>
       </w:pPr>
       <w:r>
-        <w:t>?????? ??????? ??? ????</w:t>
+        <w:t>дренаж участка под ключ</w:t>
       </w:r>
     </w:p>
     <w:p>
@@ -135,7 +135,7 @@
         <w:pStyle w:val="ListBullet"/>
       </w:pPr>
       <w:r>
-        <w:t>?????? ??????? ?? ???????</w:t>
+        <w:t>монтаж дренажа на участке</w:t>
       </w:r>
     </w:p>
     <w:p>
@@ -143,7 +143,7 @@
         <w:pStyle w:val="ListBullet"/>
       </w:pPr>
       <w:r>
-        <w:t>????????? ??????? ???????</w:t>
+        <w:t>стоимость дренажа участка</w:t>
       </w:r>
     </w:p>
     <w:p>
@@ -151,7 +151,7 @@
         <w:pStyle w:val="Heading2"/>
       </w:pPr>
       <w:r>
-        <w:t>????? ??? newservicepost (ns87_*)</w:t>
+        <w:t>Блоки под newservicepost (ns87_*)</w:t>
       </w:r>
     </w:p>
     <w:p>
@@ -162,7 +162,7 @@
         <w:t xml:space="preserve">ns87_hero_title: </w:t>
       </w:r>
       <w:r>
-        <w:t>?????? ??????? ??? ??????? ??? ? ??????????? ???????</w:t>
+        <w:t>Дренаж при высоких грунтовых водах под ключ</w:t>
       </w:r>
     </w:p>
     <w:p>
@@ -173,51 +173,7 @@
         <w:t xml:space="preserve">ns87_hero_subtitle: </w:t>
       </w:r>
       <w:r>
-        <w:t>??????????? ??????? ??? ?????? ??????? ? ????????? ? ????????? ?? ????????.</w:t>
-      </w:r>
-    </w:p>
-    <w:p>
-      <w:r>
-        <w:rPr>
-          <w:b/>
-        </w:rPr>
-        <w:t xml:space="preserve">ns87_hero_btn_primary_text: </w:t>
-      </w:r>
-      <w:r>
-        <w:t>?????????? ?????????</w:t>
-      </w:r>
-    </w:p>
-    <w:p>
-      <w:r>
-        <w:rPr>
-          <w:b/>
-        </w:rPr>
-        <w:t xml:space="preserve">ns87_hero_btn_primary_url: </w:t>
-      </w:r>
-      <w:r>
-        <w:t>#calc</w:t>
-      </w:r>
-    </w:p>
-    <w:p>
-      <w:r>
-        <w:rPr>
-          <w:b/>
-        </w:rPr>
-        <w:t xml:space="preserve">ns87_hero_btn_secondary_text: </w:t>
-      </w:r>
-      <w:r>
-        <w:t>?????????? ????????????</w:t>
-      </w:r>
-    </w:p>
-    <w:p>
-      <w:r>
-        <w:rPr>
-          <w:b/>
-        </w:rPr>
-        <w:t xml:space="preserve">ns87_hero_btn_secondary_url: </w:t>
-      </w:r>
-      <w:r>
-        <w:t>#popup</w:t>
+        <w:t>Подбираем схему под задачу участка и монтируем с гарантией.</w:t>
       </w:r>
     </w:p>
     <w:p>
@@ -228,29 +184,7 @@
         <w:t xml:space="preserve">ns87_problem_title: </w:t>
       </w:r>
       <w:r>
-        <w:t>? ?????? ?????????? ?????? ????????</w:t>
-      </w:r>
-    </w:p>
-    <w:p>
-      <w:r>
-        <w:rPr>
-          <w:b/>
-        </w:rPr>
-        <w:t xml:space="preserve">ns87_problem_text: </w:t>
-      </w:r>
-      <w:r>
-        <w:t>??????? ??? ??????? ????????? ??????? ?????? ???? ? ??????????? ?????? ?????.</w:t>
-      </w:r>
-    </w:p>
-    <w:p>
-      <w:r>
-        <w:rPr>
-          <w:b/>
-        </w:rPr>
-        <w:t xml:space="preserve">ns87_problem_items: </w:t>
-      </w:r>
-      <w:r>
-        <w:t>???? ????? ?????; ????? ??????; ?????????????? ??????</w:t>
+        <w:t>Типовые проблемы участка</w:t>
       </w:r>
     </w:p>
     <w:p>
@@ -261,29 +195,7 @@
         <w:t xml:space="preserve">ns87_solution_title: </w:t>
       </w:r>
       <w:r>
-        <w:t>??? ?????? ??????</w:t>
-      </w:r>
-    </w:p>
-    <w:p>
-      <w:r>
-        <w:rPr>
-          <w:b/>
-        </w:rPr>
-        <w:t xml:space="preserve">ns87_solution_text: </w:t>
-      </w:r>
-      <w:r>
-        <w:t>????????? ????? ???????, ???????????? ??????? ? ?????, ????????? ?????? ? ???????? ?????????????????.</w:t>
-      </w:r>
-    </w:p>
-    <w:p>
-      <w:r>
-        <w:rPr>
-          <w:b/>
-        </w:rPr>
-        <w:t xml:space="preserve">ns87_solution_points: </w:t>
-      </w:r>
-      <w:r>
-        <w:t>?????? ???????; ??????? ?????; ?????? ??? ????; ????????</w:t>
+        <w:t>Как решаем задачу</w:t>
       </w:r>
     </w:p>
     <w:p>
@@ -294,51 +206,7 @@
         <w:t xml:space="preserve">ns87_prices_title: </w:t>
       </w:r>
       <w:r>
-        <w:t>????????? ?????</w:t>
-      </w:r>
-    </w:p>
-    <w:p>
-      <w:r>
-        <w:rPr>
-          <w:b/>
-        </w:rPr>
-        <w:t xml:space="preserve">ns87_price_rows: </w:t>
-      </w:r>
-      <w:r>
-        <w:t>??????? ?????? ?? 2800 ?/?; ??????????? ?????? ?? 4500 ?/?; ??????? ?? 25000 ?</w:t>
-      </w:r>
-    </w:p>
-    <w:p>
-      <w:r>
-        <w:rPr>
-          <w:b/>
-        </w:rPr>
-        <w:t xml:space="preserve">ns87_estimate_title: </w:t>
-      </w:r>
-      <w:r>
-        <w:t>?????? ?????</w:t>
-      </w:r>
-    </w:p>
-    <w:p>
-      <w:r>
-        <w:rPr>
-          <w:b/>
-        </w:rPr>
-        <w:t xml:space="preserve">ns87_estimate_items: </w:t>
-      </w:r>
-      <w:r>
-        <w:t>?????????; ???????? ??????; ??????; ???? ? ????????</w:t>
-      </w:r>
-    </w:p>
-    <w:p>
-      <w:r>
-        <w:rPr>
-          <w:b/>
-        </w:rPr>
-        <w:t xml:space="preserve">ns87_estimate_total: </w:t>
-      </w:r>
-      <w:r>
-        <w:t>?????: ?????????????? ????? ???????</w:t>
+        <w:t>Стоимость работ</w:t>
       </w:r>
     </w:p>
     <w:p>
@@ -349,18 +217,7 @@
         <w:t xml:space="preserve">ns87_faq_title: </w:t>
       </w:r>
       <w:r>
-        <w:t>??????? ?? ??????</w:t>
-      </w:r>
-    </w:p>
-    <w:p>
-      <w:r>
-        <w:rPr>
-          <w:b/>
-        </w:rPr>
-        <w:t xml:space="preserve">ns87_faq_items: </w:t>
-      </w:r>
-      <w:r>
-        <w:t>?????; ????????; ??? ?????? ? ????</w:t>
+        <w:t>Вопросы по услуге</w:t>
       </w:r>
     </w:p>
     <w:p>
@@ -368,7 +225,7 @@
         <w:pStyle w:val="Heading2"/>
       </w:pPr>
       <w:r>
-        <w:t>???????????? (???????? ? ?????/FAQ)</w:t>
+        <w:t>Перелинковка</w:t>
       </w:r>
     </w:p>
     <w:p>
@@ -416,10 +273,10 @@
         <w:rPr>
           <w:b/>
         </w:rPr>
-        <w:t xml:space="preserve">???????? CTA: </w:t>
+        <w:t xml:space="preserve">Основной CTA: </w:t>
       </w:r>
       <w:r>
-        <w:t>???????? ??????, ????? ???????? ?????? ? ??????? ??????? ?????? ??? ??? ???????.</w:t>
+        <w:t>Оставьте заявку, чтобы получить расчет и рабочее решение под ваш участок.</w:t>
       </w:r>
     </w:p>
     <w:sectPr>

--- a/seo-content/drenazh-uchastka/02-subservices/vysokie-gruntovye-vody.docx
+++ b/seo-content/drenazh-uchastka/02-subservices/vysokie-gruntovye-vody.docx
@@ -7,7 +7,7 @@
         <w:pStyle w:val="Heading1"/>
       </w:pPr>
       <w:r>
-        <w:t>Дренаж при высоких грунтовых водах</w:t>
+        <w:t>Дренаж участка с высоким уровнем грунтовых вод</w:t>
       </w:r>
     </w:p>
     <w:p>
@@ -48,21 +48,10 @@
         <w:rPr>
           <w:b/>
         </w:rPr>
-        <w:t xml:space="preserve">Intent: </w:t>
+        <w:t xml:space="preserve">Интент: </w:t>
       </w:r>
       <w:r>
-        <w:t>Коммерческий: услуга под ключ</w:t>
-      </w:r>
-    </w:p>
-    <w:p>
-      <w:r>
-        <w:rPr>
-          <w:b/>
-        </w:rPr>
-        <w:t xml:space="preserve">Основной кластер: </w:t>
-      </w:r>
-      <w:r>
-        <w:t>дренаж при высоких грунтовых водах</w:t>
+        <w:t>Коммерческий запрос на решение проблемы высокого УГВ</w:t>
       </w:r>
     </w:p>
     <w:p>
@@ -81,7 +70,7 @@
         <w:t xml:space="preserve">Title: </w:t>
       </w:r>
       <w:r>
-        <w:t>Дренаж при высоких грунтовых водах в Ярославле и Ярославской области</w:t>
+        <w:t>Дренаж участка с высоким уровнем грунтовых вод в Ярославской области</w:t>
       </w:r>
     </w:p>
     <w:p>
@@ -92,7 +81,7 @@
         <w:t xml:space="preserve">H1: </w:t>
       </w:r>
       <w:r>
-        <w:t>Дренаж при высоких грунтовых водах под ключ</w:t>
+        <w:t>Дренаж участка с высоким уровнем грунтовых вод</w:t>
       </w:r>
     </w:p>
     <w:p>
@@ -103,7 +92,7 @@
         <w:t xml:space="preserve">Description: </w:t>
       </w:r>
       <w:r>
-        <w:t>Дренаж при высоких грунтовых водах. Выезд на участок, расчет сметы, монтаж под ключ и гарантия.</w:t>
+        <w:t>Проектируем и монтируем дренаж участка при высоком УГВ. Защищаем фундамент, снижаем переувлажнение грунта и рассчитываем рабочую схему под конкретный участок.</w:t>
       </w:r>
     </w:p>
     <w:p>
@@ -111,7 +100,7 @@
         <w:pStyle w:val="Heading2"/>
       </w:pPr>
       <w:r>
-        <w:t>Вторичные запросы (3-6)</w:t>
+        <w:t>Кластер запросов</w:t>
       </w:r>
     </w:p>
     <w:p>
@@ -119,7 +108,7 @@
         <w:pStyle w:val="ListBullet"/>
       </w:pPr>
       <w:r>
-        <w:t>дренаж участка цена</w:t>
+        <w:t>дренаж участка с высоким уровнем грунтовых вод</w:t>
       </w:r>
     </w:p>
     <w:p>
@@ -127,7 +116,7 @@
         <w:pStyle w:val="ListBullet"/>
       </w:pPr>
       <w:r>
-        <w:t>дренаж участка под ключ</w:t>
+        <w:t>дренаж участка высокие грунтовые воды</w:t>
       </w:r>
     </w:p>
     <w:p>
@@ -135,7 +124,7 @@
         <w:pStyle w:val="ListBullet"/>
       </w:pPr>
       <w:r>
-        <w:t>монтаж дренажа на участке</w:t>
+        <w:t>дренаж грунтовых вод на участке</w:t>
       </w:r>
     </w:p>
     <w:p>
@@ -143,7 +132,15 @@
         <w:pStyle w:val="ListBullet"/>
       </w:pPr>
       <w:r>
-        <w:t>стоимость дренажа участка</w:t>
+        <w:t>дренаж на участке с высокой водой</w:t>
+      </w:r>
+    </w:p>
+    <w:p>
+      <w:pPr>
+        <w:pStyle w:val="ListBullet"/>
+      </w:pPr>
+      <w:r>
+        <w:t>сделать дренаж грунтовых вод участка</w:t>
       </w:r>
     </w:p>
     <w:p>
@@ -151,7 +148,7 @@
         <w:pStyle w:val="Heading2"/>
       </w:pPr>
       <w:r>
-        <w:t>Блоки под newservicepost (ns87_*)</w:t>
+        <w:t>Hero</w:t>
       </w:r>
     </w:p>
     <w:p>
@@ -162,7 +159,7 @@
         <w:t xml:space="preserve">ns87_hero_title: </w:t>
       </w:r>
       <w:r>
-        <w:t>Дренаж при высоких грунтовых водах под ключ</w:t>
+        <w:t>Дренаж участка при высоком уровне грунтовых вод</w:t>
       </w:r>
     </w:p>
     <w:p>
@@ -173,7 +170,37 @@
         <w:t xml:space="preserve">ns87_hero_subtitle: </w:t>
       </w:r>
       <w:r>
-        <w:t>Подбираем схему под задачу участка и монтируем с гарантией.</w:t>
+        <w:t>Решение для участков, где вода давит на грунт, подтапливает фундамент и не дает нормально использовать территорию после дождей и в межсезонье.</w:t>
+      </w:r>
+    </w:p>
+    <w:p>
+      <w:r>
+        <w:rPr>
+          <w:b/>
+        </w:rPr>
+        <w:t xml:space="preserve">ns87_hero_btn_primary_text: </w:t>
+      </w:r>
+      <w:r>
+        <w:t>Рассчитать стоимость</w:t>
+      </w:r>
+    </w:p>
+    <w:p>
+      <w:r>
+        <w:rPr>
+          <w:b/>
+        </w:rPr>
+        <w:t xml:space="preserve">ns87_hero_btn_secondary_text: </w:t>
+      </w:r>
+      <w:r>
+        <w:t>Получить консультацию</w:t>
+      </w:r>
+    </w:p>
+    <w:p>
+      <w:pPr>
+        <w:pStyle w:val="Heading2"/>
+      </w:pPr>
+      <w:r>
+        <w:t>Проблема</w:t>
       </w:r>
     </w:p>
     <w:p>
@@ -184,7 +211,50 @@
         <w:t xml:space="preserve">ns87_problem_title: </w:t>
       </w:r>
       <w:r>
-        <w:t>Типовые проблемы участка</w:t>
+        <w:t>Что происходит, когда УГВ высокий</w:t>
+      </w:r>
+    </w:p>
+    <w:p>
+      <w:r>
+        <w:rPr>
+          <w:b/>
+        </w:rPr>
+        <w:t xml:space="preserve">ns87_problem_text: </w:t>
+      </w:r>
+      <w:r>
+        <w:t>При высоком уровне грунтовых вод страдает не только газон. Вода поднимается к фундаменту, переувлажняет грунт, размывает основания дорожек, затягивает сроки строительства и делает участок тяжелым для эксплуатации. Простые канавы или точечный отвод воды в таких условиях редко работают долго.</w:t>
+      </w:r>
+    </w:p>
+    <w:p>
+      <w:pPr>
+        <w:pStyle w:val="ListBullet"/>
+      </w:pPr>
+      <w:r>
+        <w:t>Лужи долго не уходят, а почва остается сырой даже после нескольких сухих дней.</w:t>
+      </w:r>
+    </w:p>
+    <w:p>
+      <w:pPr>
+        <w:pStyle w:val="ListBullet"/>
+      </w:pPr>
+      <w:r>
+        <w:t>В подвале, цоколе или нижней части стен появляется сырость и риск плесени.</w:t>
+      </w:r>
+    </w:p>
+    <w:p>
+      <w:pPr>
+        <w:pStyle w:val="ListBullet"/>
+      </w:pPr>
+      <w:r>
+        <w:t>После зимы и сильных дождей участок «плывет», а благоустройство начинает проседать.</w:t>
+      </w:r>
+    </w:p>
+    <w:p>
+      <w:pPr>
+        <w:pStyle w:val="Heading2"/>
+      </w:pPr>
+      <w:r>
+        <w:t>Решение</w:t>
       </w:r>
     </w:p>
     <w:p>
@@ -195,7 +265,58 @@
         <w:t xml:space="preserve">ns87_solution_title: </w:t>
       </w:r>
       <w:r>
-        <w:t>Как решаем задачу</w:t>
+        <w:t>Какой дренаж работает при высоком УГВ</w:t>
+      </w:r>
+    </w:p>
+    <w:p>
+      <w:r>
+        <w:rPr>
+          <w:b/>
+        </w:rPr>
+        <w:t xml:space="preserve">ns87_solution_text: </w:t>
+      </w:r>
+      <w:r>
+        <w:t>Для таких участков обычно требуется глубинная система с правильно рассчитанной глубиной, уклонами, колодцами и надежным отводом воды в допустимую точку. Иногда ее дополняют поверхностным водосбором, чтобы убрать не только грунтовую, но и дождевую воду.</w:t>
+      </w:r>
+    </w:p>
+    <w:p>
+      <w:pPr>
+        <w:pStyle w:val="ListBullet"/>
+      </w:pPr>
+      <w:r>
+        <w:t>Определяем, где именно вода давит на участок и какие зоны нужно защищать в первую очередь.</w:t>
+      </w:r>
+    </w:p>
+    <w:p>
+      <w:pPr>
+        <w:pStyle w:val="ListBullet"/>
+      </w:pPr>
+      <w:r>
+        <w:t>Считаем глубину заложения дренажа с учетом фундамента, рельефа и уровня воды.</w:t>
+      </w:r>
+    </w:p>
+    <w:p>
+      <w:pPr>
+        <w:pStyle w:val="ListBullet"/>
+      </w:pPr>
+      <w:r>
+        <w:t>Подбираем схему, которая не заилится после первого сезона и будет обслуживаться без переделки.</w:t>
+      </w:r>
+    </w:p>
+    <w:p>
+      <w:pPr>
+        <w:pStyle w:val="ListBullet"/>
+      </w:pPr>
+      <w:r>
+        <w:t>При необходимости объединяем глубинный дренаж с водосбором вокруг дома и по участку.</w:t>
+      </w:r>
+    </w:p>
+    <w:p>
+      <w:pPr>
+        <w:pStyle w:val="Heading2"/>
+      </w:pPr>
+      <w:r>
+        <w:t>Цены</w:t>
       </w:r>
     </w:p>
     <w:p>
@@ -206,7 +327,76 @@
         <w:t xml:space="preserve">ns87_prices_title: </w:t>
       </w:r>
       <w:r>
-        <w:t>Стоимость работ</w:t>
+        <w:t>Стоимость дренажа при высоком УГВ</w:t>
+      </w:r>
+    </w:p>
+    <w:p>
+      <w:r>
+        <w:t>Глубинный дренаж при высоком УГВ — от 4 500 ₽ за погонный метр</w:t>
+      </w:r>
+    </w:p>
+    <w:p>
+      <w:r>
+        <w:t>Устройство колодцев — от 25 000 ₽ за единицу</w:t>
+      </w:r>
+    </w:p>
+    <w:p>
+      <w:r>
+        <w:t>Комплексная схема с защитой дома и участка — рассчитывается по объекту</w:t>
+      </w:r>
+    </w:p>
+    <w:p>
+      <w:r>
+        <w:rPr>
+          <w:b/>
+        </w:rPr>
+        <w:t xml:space="preserve">ns87_estimate_title: </w:t>
+      </w:r>
+      <w:r>
+        <w:t>Что входит в расчет</w:t>
+      </w:r>
+    </w:p>
+    <w:p>
+      <w:pPr>
+        <w:pStyle w:val="ListBullet"/>
+      </w:pPr>
+      <w:r>
+        <w:t>Осмотр участка и анализ проблемных зон с учетом сезонного подъема воды.</w:t>
+      </w:r>
+    </w:p>
+    <w:p>
+      <w:pPr>
+        <w:pStyle w:val="ListBullet"/>
+      </w:pPr>
+      <w:r>
+        <w:t>Проектная логика трасс, колодцев и точек отвода воды.</w:t>
+      </w:r>
+    </w:p>
+    <w:p>
+      <w:pPr>
+        <w:pStyle w:val="ListBullet"/>
+      </w:pPr>
+      <w:r>
+        <w:t>Монтаж, засыпка и проверка работоспособности системы после завершения работ.</w:t>
+      </w:r>
+    </w:p>
+    <w:p>
+      <w:r>
+        <w:rPr>
+          <w:b/>
+        </w:rPr>
+        <w:t xml:space="preserve">ns87_estimate_total: </w:t>
+      </w:r>
+      <w:r>
+        <w:t>Финальная стоимость определяется после оценки уровня воды и длины трасс</w:t>
+      </w:r>
+    </w:p>
+    <w:p>
+      <w:pPr>
+        <w:pStyle w:val="Heading2"/>
+      </w:pPr>
+      <w:r>
+        <w:t>FAQ</w:t>
       </w:r>
     </w:p>
     <w:p>
@@ -217,7 +407,46 @@
         <w:t xml:space="preserve">ns87_faq_title: </w:t>
       </w:r>
       <w:r>
-        <w:t>Вопросы по услуге</w:t>
+        <w:t>Вопросы по дренажу участка при высоком УГВ</w:t>
+      </w:r>
+    </w:p>
+    <w:p>
+      <w:pPr>
+        <w:pStyle w:val="ListBullet"/>
+      </w:pPr>
+      <w:r>
+        <w:t>Можно ли решить проблему только поверхностным дренажом?</w:t>
+      </w:r>
+    </w:p>
+    <w:p>
+      <w:r>
+        <w:t>Если основная причина — именно высокий уровень грунтовых вод, одного поверхностного дренажа обычно недостаточно. Он убирает дождевую воду сверху, но не решает давление воды в грунте и подтапливание основания.</w:t>
+      </w:r>
+    </w:p>
+    <w:p>
+      <w:pPr>
+        <w:pStyle w:val="ListBullet"/>
+      </w:pPr>
+      <w:r>
+        <w:t>Как понять, что на участке действительно высокий УГВ?</w:t>
+      </w:r>
+    </w:p>
+    <w:p>
+      <w:r>
+        <w:t>Обычно об этом говорят вода в колодцах на небольшой глубине, длительная сырость, подтопление подвала, заболачивание после осадков и мокрые зоны, которые держатся даже в сухую погоду.</w:t>
+      </w:r>
+    </w:p>
+    <w:p>
+      <w:pPr>
+        <w:pStyle w:val="ListBullet"/>
+      </w:pPr>
+      <w:r>
+        <w:t>Можно ли делать дренаж, если дом уже построен?</w:t>
+      </w:r>
+    </w:p>
+    <w:p>
+      <w:r>
+        <w:t>Да, но схема должна быть аккуратно привязана к существующим дорожкам, отмостке, инженерным сетям и посадкам. На таких объектах особенно важен осмотр перед расчетом.</w:t>
       </w:r>
     </w:p>
     <w:p>
@@ -225,7 +454,7 @@
         <w:pStyle w:val="Heading2"/>
       </w:pPr>
       <w:r>
-        <w:t>Перелинковка</w:t>
+        <w:t>Связанные блоки</w:t>
       </w:r>
     </w:p>
     <w:p>
@@ -257,26 +486,12 @@
         <w:pStyle w:val="ListBullet"/>
       </w:pPr>
       <w:r>
-        <w:t>/drenazh-uchastka/poverhnostnyy/</w:t>
-      </w:r>
-    </w:p>
-    <w:p>
-      <w:pPr>
-        <w:pStyle w:val="Heading2"/>
-      </w:pPr>
-      <w:r>
-        <w:t>CTA</w:t>
+        <w:t>/drenazh-uchastka/vokrug-doma/</w:t>
       </w:r>
     </w:p>
     <w:p>
       <w:r>
-        <w:rPr>
-          <w:b/>
-        </w:rPr>
-        <w:t xml:space="preserve">Основной CTA: </w:t>
-      </w:r>
-      <w:r>
-        <w:t>Оставьте заявку, чтобы получить расчет и рабочее решение под ваш участок.</w:t>
+        <w:t>Для блока кейсов `selected_real_projects` выбирайте работы, максимально близкие к интенту страницы. Для блока `selected_other_drainage` подберите 3 соседние услуги из кластера дренажа.</w:t>
       </w:r>
     </w:p>
     <w:sectPr>

--- a/seo-content/drenazh-uchastka/02-subservices/vysokie-gruntovye-vody.docx
+++ b/seo-content/drenazh-uchastka/02-subservices/vysokie-gruntovye-vody.docx
@@ -470,7 +470,7 @@
         <w:pStyle w:val="ListBullet"/>
       </w:pPr>
       <w:r>
-        <w:t>/drenazh-uchastka/cena/</w:t>
+        <w:t>/cena-drenazha-uchastka/</w:t>
       </w:r>
     </w:p>
     <w:p>
